--- a/artifacts/LGL-17/build/vendor-risk-assessment-talentforce.docx
+++ b/artifacts/LGL-17/build/vendor-risk-assessment-talentforce.docx
@@ -7,15 +7,6 @@
       <w:pPr>
         <w:pStyle w:val="Heading1"/>
       </w:pPr>
-      <w:r>
-        <w:rPr>
-          <w:rStyle w:val="SectionNumber"/>
-        </w:rPr>
-        <w:t xml:space="preserve">1</w:t>
-      </w:r>
-      <w:r>
-        <w:tab/>
-      </w:r>
       <w:r>
         <w:t xml:space="preserve">Vendor Risk Assessment: TalentForce HR Platform</w:t>
       </w:r>
@@ -564,15 +555,6 @@
         <w:pStyle w:val="Heading2"/>
       </w:pPr>
       <w:r>
-        <w:rPr>
-          <w:rStyle w:val="SectionNumber"/>
-        </w:rPr>
-        <w:t xml:space="preserve">1.1</w:t>
-      </w:r>
-      <w:r>
-        <w:tab/>
-      </w:r>
-      <w:r>
         <w:t xml:space="preserve">1. Scope of the Engagement</w:t>
       </w:r>
     </w:p>
@@ -609,15 +591,6 @@
       <w:pPr>
         <w:pStyle w:val="Heading3"/>
       </w:pPr>
-      <w:r>
-        <w:rPr>
-          <w:rStyle w:val="SectionNumber"/>
-        </w:rPr>
-        <w:t xml:space="preserve">1.1.1</w:t>
-      </w:r>
-      <w:r>
-        <w:tab/>
-      </w:r>
       <w:r>
         <w:t xml:space="preserve">1.1 Data in scope</w:t>
       </w:r>
@@ -1072,15 +1045,6 @@
         <w:pStyle w:val="Heading2"/>
       </w:pPr>
       <w:r>
-        <w:rPr>
-          <w:rStyle w:val="SectionNumber"/>
-        </w:rPr>
-        <w:t xml:space="preserve">1.2</w:t>
-      </w:r>
-      <w:r>
-        <w:tab/>
-      </w:r>
-      <w:r>
         <w:t xml:space="preserve">2. Scoring Method</w:t>
       </w:r>
     </w:p>
@@ -1098,15 +1062,6 @@
       <w:pPr>
         <w:pStyle w:val="Heading2"/>
       </w:pPr>
-      <w:r>
-        <w:rPr>
-          <w:rStyle w:val="SectionNumber"/>
-        </w:rPr>
-        <w:t xml:space="preserve">1.3</w:t>
-      </w:r>
-      <w:r>
-        <w:tab/>
-      </w:r>
       <w:r>
         <w:t xml:space="preserve">3. Scoring</w:t>
       </w:r>
@@ -1644,15 +1599,6 @@
         <w:pStyle w:val="Heading2"/>
       </w:pPr>
       <w:r>
-        <w:rPr>
-          <w:rStyle w:val="SectionNumber"/>
-        </w:rPr>
-        <w:t xml:space="preserve">1.4</w:t>
-      </w:r>
-      <w:r>
-        <w:tab/>
-      </w:r>
-      <w:r>
         <w:t xml:space="preserve">4. Evidence Reviewed</w:t>
       </w:r>
     </w:p>
@@ -2190,15 +2136,6 @@
         <w:pStyle w:val="Heading2"/>
       </w:pPr>
       <w:r>
-        <w:rPr>
-          <w:rStyle w:val="SectionNumber"/>
-        </w:rPr>
-        <w:t xml:space="preserve">1.5</w:t>
-      </w:r>
-      <w:r>
-        <w:tab/>
-      </w:r>
-      <w:r>
         <w:t xml:space="preserve">5. Findings</w:t>
       </w:r>
     </w:p>
@@ -2378,15 +2315,6 @@
         <w:pStyle w:val="Heading2"/>
       </w:pPr>
       <w:r>
-        <w:rPr>
-          <w:rStyle w:val="SectionNumber"/>
-        </w:rPr>
-        <w:t xml:space="preserve">1.6</w:t>
-      </w:r>
-      <w:r>
-        <w:tab/>
-      </w:r>
-      <w:r>
         <w:t xml:space="preserve">6. Disposition</w:t>
       </w:r>
     </w:p>
@@ -2421,15 +2349,6 @@
       <w:pPr>
         <w:pStyle w:val="Heading3"/>
       </w:pPr>
-      <w:r>
-        <w:rPr>
-          <w:rStyle w:val="SectionNumber"/>
-        </w:rPr>
-        <w:t xml:space="preserve">1.6.1</w:t>
-      </w:r>
-      <w:r>
-        <w:tab/>
-      </w:r>
       <w:r>
         <w:t xml:space="preserve">6.1 Conditions</w:t>
       </w:r>
@@ -3004,15 +2923,6 @@
         <w:pStyle w:val="Heading3"/>
       </w:pPr>
       <w:r>
-        <w:rPr>
-          <w:rStyle w:val="SectionNumber"/>
-        </w:rPr>
-        <w:t xml:space="preserve">1.6.2</w:t>
-      </w:r>
-      <w:r>
-        <w:tab/>
-      </w:r>
-      <w:r>
         <w:t xml:space="preserve">6.2 Consequence of a missed condition</w:t>
       </w:r>
     </w:p>
@@ -3030,15 +2940,6 @@
       <w:pPr>
         <w:pStyle w:val="Heading3"/>
       </w:pPr>
-      <w:r>
-        <w:rPr>
-          <w:rStyle w:val="SectionNumber"/>
-        </w:rPr>
-        <w:t xml:space="preserve">1.6.3</w:t>
-      </w:r>
-      <w:r>
-        <w:tab/>
-      </w:r>
       <w:r>
         <w:t xml:space="preserve">6.3 Scope restriction pending closure</w:t>
       </w:r>
@@ -3058,15 +2959,6 @@
       <w:pPr>
         <w:pStyle w:val="Heading2"/>
       </w:pPr>
-      <w:r>
-        <w:rPr>
-          <w:rStyle w:val="SectionNumber"/>
-        </w:rPr>
-        <w:t xml:space="preserve">1.7</w:t>
-      </w:r>
-      <w:r>
-        <w:tab/>
-      </w:r>
       <w:r>
         <w:t xml:space="preserve">7. Approvals</w:t>
       </w:r>
